--- a/math/Script_Guru_Word_by_Word_KPK_FPB_Multigrade.docx
+++ b/math/Script_Guru_Word_by_Word_KPK_FPB_Multigrade.docx
@@ -1028,55 +1028,48 @@
           <w:p>
             <w:r>
               <w:rPr>
-                <w:b/>
-                <w:color w:val="047857"/>
+                <w:b w:val="0"/>
+                <w:i w:val="0"/>
+                <w:sz w:val="21"/>
               </w:rPr>
               <w:t>⚙️ Strategi Multigrade — Bersamaan</w:t>
-            </w:r>
+              <w:br/>
+              <w:t>Kelas 4 → Meja A: LKPD Kelas 4 (Donat Parcel &amp; Jadwal Senam)</w:t>
+              <w:br/>
+              <w:t>Kelas 5 → Meja B: LKPD Kelas 5 (Pohon Faktor &amp; Lampu Lalu Lintas)</w:t>
+              <w:br/>
+              <w:t>Kelas 6 → Meja C: LKPD Kelas 6 (Pizza Pecahan &amp; Penyederhanaan)</w:t>
+              <w:br/>
+              <w:t xml:space="preserve">Bu Tiara rotasi mendampingi: 12 menit Kelas 4 → 14 menit Kelas </w:t>
+            </w:r>
+            <m:oMath>
+              <m:f>
+                <m:fPr/>
+                <m:num>
+                  <m:r>
+                    <m:rPr>
+                      <w:rFonts w:ascii="Cambria Math" w:hAnsi="Cambria Math"/>
+                    </m:rPr>
+                    <m:t>5</m:t>
+                  </m:r>
+                </m:num>
+                <m:den>
+                  <m:r>
+                    <m:rPr>
+                      <w:rFonts w:ascii="Cambria Math" w:hAnsi="Cambria Math"/>
+                    </m:rPr>
+                    <m:t>6</m:t>
+                  </m:r>
+                </m:den>
+              </m:f>
+            </m:oMath>
             <w:r>
               <w:rPr>
-                <w:b/>
-                <w:color w:val="047857"/>
-              </w:rPr>
-              <w:br/>
-            </w:r>
-            <w:r>
-              <w:rPr>
+                <w:b w:val="0"/>
+                <w:i w:val="0"/>
                 <w:sz w:val="21"/>
               </w:rPr>
-              <w:t>Kelas 4 → Meja A: LKPD Kelas 4 (Donat Parcel &amp; Jadwal Senam)</w:t>
-            </w:r>
-            <w:r>
-              <w:rPr>
-                <w:sz w:val="21"/>
-              </w:rPr>
-              <w:br/>
-              <w:t>Kelas 5 → Meja B: LKPD Kelas 5 (Pohon Faktor &amp; Lampu Lalu Lintas)</w:t>
-            </w:r>
-            <w:r>
-              <w:rPr>
-                <w:sz w:val="21"/>
-              </w:rPr>
-              <w:br/>
-              <w:t>Kelas 6 → Meja C: LKPD Kelas 6 (Pizza Pecahan &amp; Penyederhanaan)</w:t>
-            </w:r>
-            <w:r>
-              <w:rPr>
-                <w:sz w:val="21"/>
-              </w:rPr>
-              <w:br/>
-            </w:r>
-            <w:r>
-              <w:rPr>
-                <w:sz w:val="21"/>
-              </w:rPr>
-              <w:lastRenderedPageBreak/>
-              <w:t>Bu Tiara rotasi mendampingi: 12 menit Kelas 4 → 14 menit Kelas 5/6 → 14 menit Kelas 6</w:t>
-            </w:r>
-            <w:r>
-              <w:rPr>
-                <w:sz w:val="21"/>
-              </w:rPr>
+              <w:t xml:space="preserve"> → 14 menit Kelas 6</w:t>
               <w:br/>
             </w:r>
           </w:p>
@@ -1519,110 +1512,127 @@
           <w:p>
             <w:r>
               <w:rPr>
-                <w:b/>
-                <w:color w:val="B45309"/>
-                <w:sz w:val="20"/>
+                <w:b w:val="0"/>
+                <w:i w:val="0"/>
+                <w:sz w:val="21"/>
               </w:rPr>
-              <w:t xml:space="preserve">[BU TIARA (mendampingi Kelas 6 — 14 menit </w:t>
-            </w:r>
-            <w:proofErr w:type="spellStart"/>
+              <w:t xml:space="preserve">[BU TIARA (mendampingi Kelas 6 — 14 menit terakhir)] Pizza-nya sudah dijumlahkan? Eh, tunggu — coba Ibu lihat... Kamu nulis </w:t>
+            </w:r>
+            <m:oMath>
+              <m:f>
+                <m:fPr/>
+                <m:num>
+                  <m:r>
+                    <m:rPr>
+                      <w:rFonts w:ascii="Cambria Math" w:hAnsi="Cambria Math"/>
+                    </m:rPr>
+                    <m:t>1</m:t>
+                  </m:r>
+                </m:num>
+                <m:den>
+                  <m:r>
+                    <m:rPr>
+                      <w:rFonts w:ascii="Cambria Math" w:hAnsi="Cambria Math"/>
+                    </m:rPr>
+                    <m:t>4</m:t>
+                  </m:r>
+                </m:den>
+              </m:f>
+            </m:oMath>
             <w:r>
               <w:rPr>
-                <w:b/>
-                <w:color w:val="B45309"/>
-                <w:sz w:val="20"/>
+                <w:b w:val="0"/>
+                <w:i w:val="0"/>
+                <w:sz w:val="21"/>
               </w:rPr>
-              <w:t>terakhir</w:t>
-            </w:r>
-            <w:proofErr w:type="spellEnd"/>
+              <w:t xml:space="preserve"> + </w:t>
+            </w:r>
+            <m:oMath>
+              <m:f>
+                <m:fPr/>
+                <m:num>
+                  <m:r>
+                    <m:rPr>
+                      <w:rFonts w:ascii="Cambria Math" w:hAnsi="Cambria Math"/>
+                    </m:rPr>
+                    <m:t>1</m:t>
+                  </m:r>
+                </m:num>
+                <m:den>
+                  <m:r>
+                    <m:rPr>
+                      <w:rFonts w:ascii="Cambria Math" w:hAnsi="Cambria Math"/>
+                    </m:rPr>
+                    <m:t>6</m:t>
+                  </m:r>
+                </m:den>
+              </m:f>
+            </m:oMath>
             <w:r>
               <w:rPr>
-                <w:b/>
-                <w:color w:val="B45309"/>
-                <w:sz w:val="20"/>
+                <w:b w:val="0"/>
+                <w:i w:val="0"/>
+                <w:sz w:val="21"/>
               </w:rPr>
-              <w:t xml:space="preserve">)] </w:t>
-            </w:r>
-            <w:r>
-              <w:t>Pizza-</w:t>
-            </w:r>
-            <w:proofErr w:type="spellStart"/>
-            <w:r>
-              <w:t>nya</w:t>
-            </w:r>
-            <w:proofErr w:type="spellEnd"/>
-            <w:r>
-              <w:t xml:space="preserve"> </w:t>
-            </w:r>
-            <w:proofErr w:type="spellStart"/>
-            <w:r>
-              <w:t>sudah</w:t>
-            </w:r>
-            <w:proofErr w:type="spellEnd"/>
-            <w:r>
-              <w:t xml:space="preserve"> </w:t>
-            </w:r>
-            <w:proofErr w:type="spellStart"/>
-            <w:r>
-              <w:t>dijumlahkan</w:t>
-            </w:r>
-            <w:proofErr w:type="spellEnd"/>
-            <w:r>
-              <w:t xml:space="preserve">? Eh, </w:t>
-            </w:r>
-            <w:proofErr w:type="spellStart"/>
-            <w:r>
-              <w:t>tunggu</w:t>
-            </w:r>
-            <w:proofErr w:type="spellEnd"/>
-            <w:r>
-              <w:t xml:space="preserve"> — </w:t>
-            </w:r>
-            <w:proofErr w:type="spellStart"/>
-            <w:r>
-              <w:t>coba</w:t>
-            </w:r>
-            <w:proofErr w:type="spellEnd"/>
-            <w:r>
-              <w:t xml:space="preserve"> </w:t>
-            </w:r>
-            <w:r>
-              <w:t>Ibu</w:t>
-            </w:r>
-            <w:r>
-              <w:t xml:space="preserve"> </w:t>
-            </w:r>
-            <w:proofErr w:type="spellStart"/>
-            <w:r>
-              <w:t>lihat</w:t>
-            </w:r>
-            <w:proofErr w:type="spellEnd"/>
-            <w:r>
-              <w:t xml:space="preserve">... Kamu nulis 1/4 + 1/6 = 2/10? Nah, ini yang sering keliru. Penyebut itu TIDAK dijumlahkan. Yang </w:t>
-            </w:r>
-            <w:proofErr w:type="spellStart"/>
-            <w:r>
-              <w:t>dijumlahkan</w:t>
-            </w:r>
-            <w:proofErr w:type="spellEnd"/>
-            <w:r>
-              <w:t xml:space="preserve"> </w:t>
-            </w:r>
-            <w:proofErr w:type="spellStart"/>
-            <w:r>
-              <w:t>itu</w:t>
-            </w:r>
-            <w:proofErr w:type="spellEnd"/>
-            <w:r>
-              <w:t xml:space="preserve"> </w:t>
-            </w:r>
-            <w:proofErr w:type="spellStart"/>
-            <w:r>
-              <w:t>pembilangnya</w:t>
-            </w:r>
-            <w:proofErr w:type="spellEnd"/>
-            <w:r>
-              <w:t xml:space="preserve"> SETELAH penyebut disamakan. Penyebutnya harus jadi berapa? KPK(4,6) = 12. Jadi 1/4 = berapa per 12? Coba hitung!</w:t>
+              <w:t xml:space="preserve"> = </w:t>
+            </w:r>
+            <m:oMath>
+              <m:f>
+                <m:fPr/>
+                <m:num>
+                  <m:r>
+                    <m:rPr>
+                      <w:rFonts w:ascii="Cambria Math" w:hAnsi="Cambria Math"/>
+                    </m:rPr>
+                    <m:t>2</m:t>
+                  </m:r>
+                </m:num>
+                <m:den>
+                  <m:r>
+                    <m:rPr>
+                      <w:rFonts w:ascii="Cambria Math" w:hAnsi="Cambria Math"/>
+                    </m:rPr>
+                    <m:t>10</m:t>
+                  </m:r>
+                </m:den>
+              </m:f>
+            </m:oMath>
+            <w:r>
+              <w:rPr>
+                <w:b w:val="0"/>
+                <w:i w:val="0"/>
+                <w:sz w:val="21"/>
+              </w:rPr>
+              <w:t xml:space="preserve">? Nah, ini yang sering keliru. Penyebut itu TIDAK dijumlahkan. Yang dijumlahkan itu pembilangnya SETELAH penyebut disamakan. Penyebutnya harus jadi berapa? KPK(4,6) = 12. Jadi </w:t>
+            </w:r>
+            <m:oMath>
+              <m:f>
+                <m:fPr/>
+                <m:num>
+                  <m:r>
+                    <m:rPr>
+                      <w:rFonts w:ascii="Cambria Math" w:hAnsi="Cambria Math"/>
+                    </m:rPr>
+                    <m:t>1</m:t>
+                  </m:r>
+                </m:num>
+                <m:den>
+                  <m:r>
+                    <m:rPr>
+                      <w:rFonts w:ascii="Cambria Math" w:hAnsi="Cambria Math"/>
+                    </m:rPr>
+                    <m:t>4</m:t>
+                  </m:r>
+                </m:den>
+              </m:f>
+            </m:oMath>
+            <w:r>
+              <w:rPr>
+                <w:b w:val="0"/>
+                <w:i w:val="0"/>
+                <w:sz w:val="21"/>
+              </w:rPr>
+              <w:t xml:space="preserve"> = berapa per 12? Coba hitung!</w:t>
             </w:r>
           </w:p>
         </w:tc>
@@ -1866,49 +1876,98 @@
           <w:p>
             <w:r>
               <w:rPr>
-                <w:b/>
-                <w:color w:val="B45309"/>
-                <w:sz w:val="20"/>
+                <w:b w:val="0"/>
+                <w:i w:val="0"/>
+                <w:sz w:val="21"/>
               </w:rPr>
-              <w:t xml:space="preserve">[BU TIARA (setelah Kelas 5 presentasi)] </w:t>
-            </w:r>
-            <w:r>
-              <w:t xml:space="preserve">Keren sekali! Lihat semua — cara pohon faktor membantu kita lebih cepat dan teliti. Sekarang Kelas 6, ini yang paling ditunggu — cerita pizza! </w:t>
-            </w:r>
-            <w:proofErr w:type="spellStart"/>
-            <w:r>
-              <w:t>Siapa</w:t>
-            </w:r>
-            <w:proofErr w:type="spellEnd"/>
-            <w:r>
-              <w:t xml:space="preserve"> </w:t>
-            </w:r>
-            <w:r>
-              <w:t xml:space="preserve">yang </w:t>
-            </w:r>
-            <w:proofErr w:type="spellStart"/>
-            <w:r>
-              <w:t>mau</w:t>
-            </w:r>
-            <w:proofErr w:type="spellEnd"/>
-            <w:r>
-              <w:t xml:space="preserve"> </w:t>
-            </w:r>
-            <w:proofErr w:type="spellStart"/>
-            <w:r>
-              <w:t>menjelaskan</w:t>
-            </w:r>
-            <w:proofErr w:type="spellEnd"/>
-            <w:r>
-              <w:t xml:space="preserve"> </w:t>
-            </w:r>
-            <w:proofErr w:type="spellStart"/>
-            <w:r>
-              <w:t>kenapa</w:t>
-            </w:r>
-            <w:proofErr w:type="spellEnd"/>
-            <w:r>
-              <w:t xml:space="preserve"> 1/4 + 1/6 tidak sama dengan 2/10?</w:t>
+              <w:t xml:space="preserve">[BU TIARA (setelah Kelas 5 presentasi)] Keren sekali! Lihat semua — cara pohon faktor membantu kita lebih cepat dan teliti. Sekarang Kelas 6, ini yang paling ditunggu — cerita pizza! Siapa yang mau menjelaskan kenapa </w:t>
+            </w:r>
+            <m:oMath>
+              <m:f>
+                <m:fPr/>
+                <m:num>
+                  <m:r>
+                    <m:rPr>
+                      <w:rFonts w:ascii="Cambria Math" w:hAnsi="Cambria Math"/>
+                    </m:rPr>
+                    <m:t>1</m:t>
+                  </m:r>
+                </m:num>
+                <m:den>
+                  <m:r>
+                    <m:rPr>
+                      <w:rFonts w:ascii="Cambria Math" w:hAnsi="Cambria Math"/>
+                    </m:rPr>
+                    <m:t>4</m:t>
+                  </m:r>
+                </m:den>
+              </m:f>
+            </m:oMath>
+            <w:r>
+              <w:rPr>
+                <w:b w:val="0"/>
+                <w:i w:val="0"/>
+                <w:sz w:val="21"/>
+              </w:rPr>
+              <w:t xml:space="preserve"> + </w:t>
+            </w:r>
+            <m:oMath>
+              <m:f>
+                <m:fPr/>
+                <m:num>
+                  <m:r>
+                    <m:rPr>
+                      <w:rFonts w:ascii="Cambria Math" w:hAnsi="Cambria Math"/>
+                    </m:rPr>
+                    <m:t>1</m:t>
+                  </m:r>
+                </m:num>
+                <m:den>
+                  <m:r>
+                    <m:rPr>
+                      <w:rFonts w:ascii="Cambria Math" w:hAnsi="Cambria Math"/>
+                    </m:rPr>
+                    <m:t>6</m:t>
+                  </m:r>
+                </m:den>
+              </m:f>
+            </m:oMath>
+            <w:r>
+              <w:rPr>
+                <w:b w:val="0"/>
+                <w:i w:val="0"/>
+                <w:sz w:val="21"/>
+              </w:rPr>
+              <w:t xml:space="preserve"> tidak sama dengan </w:t>
+            </w:r>
+            <m:oMath>
+              <m:f>
+                <m:fPr/>
+                <m:num>
+                  <m:r>
+                    <m:rPr>
+                      <w:rFonts w:ascii="Cambria Math" w:hAnsi="Cambria Math"/>
+                    </m:rPr>
+                    <m:t>2</m:t>
+                  </m:r>
+                </m:num>
+                <m:den>
+                  <m:r>
+                    <m:rPr>
+                      <w:rFonts w:ascii="Cambria Math" w:hAnsi="Cambria Math"/>
+                    </m:rPr>
+                    <m:t>10</m:t>
+                  </m:r>
+                </m:den>
+              </m:f>
+            </m:oMath>
+            <w:r>
+              <w:rPr>
+                <w:b w:val="0"/>
+                <w:i w:val="0"/>
+                <w:sz w:val="21"/>
+              </w:rPr>
+              <w:t>?</w:t>
             </w:r>
           </w:p>
         </w:tc>
@@ -1932,65 +1991,185 @@
           <w:p>
             <w:r>
               <w:rPr>
-                <w:b/>
-                <w:color w:val="B45309"/>
-                <w:sz w:val="20"/>
+                <w:b w:val="0"/>
+                <w:i w:val="0"/>
+                <w:sz w:val="21"/>
               </w:rPr>
-              <w:t xml:space="preserve">[BU TIARA (mengonfirmasi jawaban Kelas 6)] </w:t>
-            </w:r>
-            <w:r>
-              <w:t xml:space="preserve">TEPAT SEKALI! 1/4 + 1/6 = 3/12 + 2/12 = 5/12. Bukan 2/10! Menjumlah pecahan itu seperti menjumlah apel dan jeruk — kita harus ubah dulu supaya ukurannya sama. KPK jadi 'alat penyetara' penyebut. </w:t>
-            </w:r>
-            <w:proofErr w:type="spellStart"/>
-            <w:r>
-              <w:t>Kelas</w:t>
-            </w:r>
-            <w:proofErr w:type="spellEnd"/>
-            <w:r>
-              <w:t xml:space="preserve"> 6 </w:t>
-            </w:r>
-            <w:proofErr w:type="spellStart"/>
-            <w:r>
-              <w:t>keren</w:t>
-            </w:r>
-            <w:proofErr w:type="spellEnd"/>
-            <w:r>
-              <w:t xml:space="preserve"> </w:t>
-            </w:r>
-            <w:proofErr w:type="spellStart"/>
-            <w:r>
-              <w:t>banget</w:t>
-            </w:r>
-            <w:proofErr w:type="spellEnd"/>
-            <w:r>
-              <w:t>,</w:t>
-            </w:r>
-            <w:r>
-              <w:t xml:space="preserve"> </w:t>
-            </w:r>
-            <w:proofErr w:type="spellStart"/>
-            <w:r>
-              <w:t>sudah</w:t>
-            </w:r>
-            <w:proofErr w:type="spellEnd"/>
-            <w:r>
-              <w:t xml:space="preserve"> </w:t>
-            </w:r>
-            <w:proofErr w:type="spellStart"/>
-            <w:r>
-              <w:t>paham</w:t>
-            </w:r>
-            <w:proofErr w:type="spellEnd"/>
-            <w:r>
-              <w:t xml:space="preserve"> </w:t>
-            </w:r>
-            <w:proofErr w:type="spellStart"/>
-            <w:r>
-              <w:t>ini</w:t>
-            </w:r>
-            <w:proofErr w:type="spellEnd"/>
-            <w:r>
-              <w:t>!</w:t>
+              <w:t xml:space="preserve">[BU TIARA (mengonfirmasi jawaban Kelas 6)] TEPAT SEKALI! </w:t>
+            </w:r>
+            <m:oMath>
+              <m:f>
+                <m:fPr/>
+                <m:num>
+                  <m:r>
+                    <m:rPr>
+                      <w:rFonts w:ascii="Cambria Math" w:hAnsi="Cambria Math"/>
+                    </m:rPr>
+                    <m:t>1</m:t>
+                  </m:r>
+                </m:num>
+                <m:den>
+                  <m:r>
+                    <m:rPr>
+                      <w:rFonts w:ascii="Cambria Math" w:hAnsi="Cambria Math"/>
+                    </m:rPr>
+                    <m:t>4</m:t>
+                  </m:r>
+                </m:den>
+              </m:f>
+            </m:oMath>
+            <w:r>
+              <w:rPr>
+                <w:b w:val="0"/>
+                <w:i w:val="0"/>
+                <w:sz w:val="21"/>
+              </w:rPr>
+              <w:t xml:space="preserve"> + </w:t>
+            </w:r>
+            <m:oMath>
+              <m:f>
+                <m:fPr/>
+                <m:num>
+                  <m:r>
+                    <m:rPr>
+                      <w:rFonts w:ascii="Cambria Math" w:hAnsi="Cambria Math"/>
+                    </m:rPr>
+                    <m:t>1</m:t>
+                  </m:r>
+                </m:num>
+                <m:den>
+                  <m:r>
+                    <m:rPr>
+                      <w:rFonts w:ascii="Cambria Math" w:hAnsi="Cambria Math"/>
+                    </m:rPr>
+                    <m:t>6</m:t>
+                  </m:r>
+                </m:den>
+              </m:f>
+            </m:oMath>
+            <w:r>
+              <w:rPr>
+                <w:b w:val="0"/>
+                <w:i w:val="0"/>
+                <w:sz w:val="21"/>
+              </w:rPr>
+              <w:t xml:space="preserve"> = </w:t>
+            </w:r>
+            <m:oMath>
+              <m:f>
+                <m:fPr/>
+                <m:num>
+                  <m:r>
+                    <m:rPr>
+                      <w:rFonts w:ascii="Cambria Math" w:hAnsi="Cambria Math"/>
+                    </m:rPr>
+                    <m:t>3</m:t>
+                  </m:r>
+                </m:num>
+                <m:den>
+                  <m:r>
+                    <m:rPr>
+                      <w:rFonts w:ascii="Cambria Math" w:hAnsi="Cambria Math"/>
+                    </m:rPr>
+                    <m:t>12</m:t>
+                  </m:r>
+                </m:den>
+              </m:f>
+            </m:oMath>
+            <w:r>
+              <w:rPr>
+                <w:b w:val="0"/>
+                <w:i w:val="0"/>
+                <w:sz w:val="21"/>
+              </w:rPr>
+              <w:t xml:space="preserve"> + </w:t>
+            </w:r>
+            <m:oMath>
+              <m:f>
+                <m:fPr/>
+                <m:num>
+                  <m:r>
+                    <m:rPr>
+                      <w:rFonts w:ascii="Cambria Math" w:hAnsi="Cambria Math"/>
+                    </m:rPr>
+                    <m:t>2</m:t>
+                  </m:r>
+                </m:num>
+                <m:den>
+                  <m:r>
+                    <m:rPr>
+                      <w:rFonts w:ascii="Cambria Math" w:hAnsi="Cambria Math"/>
+                    </m:rPr>
+                    <m:t>12</m:t>
+                  </m:r>
+                </m:den>
+              </m:f>
+            </m:oMath>
+            <w:r>
+              <w:rPr>
+                <w:b w:val="0"/>
+                <w:i w:val="0"/>
+                <w:sz w:val="21"/>
+              </w:rPr>
+              <w:t xml:space="preserve"> = </w:t>
+            </w:r>
+            <m:oMath>
+              <m:f>
+                <m:fPr/>
+                <m:num>
+                  <m:r>
+                    <m:rPr>
+                      <w:rFonts w:ascii="Cambria Math" w:hAnsi="Cambria Math"/>
+                    </m:rPr>
+                    <m:t>5</m:t>
+                  </m:r>
+                </m:num>
+                <m:den>
+                  <m:r>
+                    <m:rPr>
+                      <w:rFonts w:ascii="Cambria Math" w:hAnsi="Cambria Math"/>
+                    </m:rPr>
+                    <m:t>12</m:t>
+                  </m:r>
+                </m:den>
+              </m:f>
+            </m:oMath>
+            <w:r>
+              <w:rPr>
+                <w:b w:val="0"/>
+                <w:i w:val="0"/>
+                <w:sz w:val="21"/>
+              </w:rPr>
+              <w:t xml:space="preserve">. Bukan </w:t>
+            </w:r>
+            <m:oMath>
+              <m:f>
+                <m:fPr/>
+                <m:num>
+                  <m:r>
+                    <m:rPr>
+                      <w:rFonts w:ascii="Cambria Math" w:hAnsi="Cambria Math"/>
+                    </m:rPr>
+                    <m:t>2</m:t>
+                  </m:r>
+                </m:num>
+                <m:den>
+                  <m:r>
+                    <m:rPr>
+                      <w:rFonts w:ascii="Cambria Math" w:hAnsi="Cambria Math"/>
+                    </m:rPr>
+                    <m:t>10</m:t>
+                  </m:r>
+                </m:den>
+              </m:f>
+            </m:oMath>
+            <w:r>
+              <w:rPr>
+                <w:b w:val="0"/>
+                <w:i w:val="0"/>
+                <w:sz w:val="21"/>
+              </w:rPr>
+              <w:t>! Menjumlah pecahan itu seperti menjumlah apel dan jeruk — kita harus ubah dulu supaya ukurannya sama. KPK jadi 'alat penyetara' penyebut. Kelas 6 keren banget, sudah paham ini!</w:t>
             </w:r>
           </w:p>
         </w:tc>
